--- a/src/mod/resources/manual/le/manual.docx
+++ b/src/mod/resources/manual/le/manual.docx
@@ -1,6 +1,6 @@
 
 <file path=word/document.xml><?xml version="1.0" encoding="utf-8"?>
-<w:document xmlns:wpc="http://schemas.microsoft.com/office/word/2010/wordprocessingCanvas" xmlns:cx="http://schemas.microsoft.com/office/drawing/2014/chartex" xmlns:cx1="http://schemas.microsoft.com/office/drawing/2015/9/8/chartex" xmlns:cx2="http://schemas.microsoft.com/office/drawing/2015/10/21/chartex" xmlns:cx3="http://schemas.microsoft.com/office/drawing/2016/5/9/chartex" xmlns:cx4="http://schemas.microsoft.com/office/drawing/2016/5/10/chartex" xmlns:cx5="http://schemas.microsoft.com/office/drawing/2016/5/11/chartex" xmlns:cx6="http://schemas.microsoft.com/office/drawing/2016/5/12/chartex" xmlns:cx7="http://schemas.microsoft.com/office/drawing/2016/5/13/chartex" xmlns:cx8="http://schemas.microsoft.com/office/drawing/2016/5/14/chartex" xmlns:mc="http://schemas.openxmlformats.org/markup-compatibility/2006" xmlns:aink="http://schemas.microsoft.com/office/drawing/2016/ink" xmlns:am3d="http://schemas.microsoft.com/office/drawing/2017/model3d" xmlns:o="urn:schemas-microsoft-com:office:office" xmlns:oel="http://schemas.microsoft.com/office/2019/extlst" xmlns:r="http://schemas.openxmlformats.org/officeDocument/2006/relationships" xmlns:m="http://schemas.openxmlformats.org/officeDocument/2006/math" xmlns:v="urn:schemas-microsoft-com:vml" xmlns:wp14="http://schemas.microsoft.com/office/word/2010/wordprocessingDrawing" xmlns:wp="http://schemas.openxmlformats.org/drawingml/2006/wordprocessingDrawing" xmlns:w10="urn:schemas-microsoft-com:office:word" xmlns:w="http://schemas.openxmlformats.org/wordprocessingml/2006/main" xmlns:w14="http://schemas.microsoft.com/office/word/2010/wordml" xmlns:w15="http://schemas.microsoft.com/office/word/2012/wordml" xmlns:w16cex="http://schemas.microsoft.com/office/word/2018/wordml/cex" xmlns:w16cid="http://schemas.microsoft.com/office/word/2016/wordml/cid" xmlns:w16="http://schemas.microsoft.com/office/word/2018/wordml" xmlns:w16sdtdh="http://schemas.microsoft.com/office/word/2020/wordml/sdtdatahash" xmlns:w16se="http://schemas.microsoft.com/office/word/2015/wordml/symex" xmlns:wpg="http://schemas.microsoft.com/office/word/2010/wordprocessingGroup" xmlns:wpi="http://schemas.microsoft.com/office/word/2010/wordprocessingInk" xmlns:wne="http://schemas.microsoft.com/office/word/2006/wordml" xmlns:wps="http://schemas.microsoft.com/office/word/2010/wordprocessingShape" mc:Ignorable="w14 w15 w16se w16cid w16 w16cex w16sdtdh wp14">
+<w:document xmlns:wpc="http://schemas.microsoft.com/office/word/2010/wordprocessingCanvas" xmlns:cx="http://schemas.microsoft.com/office/drawing/2014/chartex" xmlns:cx1="http://schemas.microsoft.com/office/drawing/2015/9/8/chartex" xmlns:cx2="http://schemas.microsoft.com/office/drawing/2015/10/21/chartex" xmlns:cx3="http://schemas.microsoft.com/office/drawing/2016/5/9/chartex" xmlns:cx4="http://schemas.microsoft.com/office/drawing/2016/5/10/chartex" xmlns:cx5="http://schemas.microsoft.com/office/drawing/2016/5/11/chartex" xmlns:cx6="http://schemas.microsoft.com/office/drawing/2016/5/12/chartex" xmlns:cx7="http://schemas.microsoft.com/office/drawing/2016/5/13/chartex" xmlns:cx8="http://schemas.microsoft.com/office/drawing/2016/5/14/chartex" xmlns:mc="http://schemas.openxmlformats.org/markup-compatibility/2006" xmlns:aink="http://schemas.microsoft.com/office/drawing/2016/ink" xmlns:am3d="http://schemas.microsoft.com/office/drawing/2017/model3d" xmlns:o="urn:schemas-microsoft-com:office:office" xmlns:oel="http://schemas.microsoft.com/office/2019/extlst" xmlns:r="http://schemas.openxmlformats.org/officeDocument/2006/relationships" xmlns:m="http://schemas.openxmlformats.org/officeDocument/2006/math" xmlns:v="urn:schemas-microsoft-com:vml" xmlns:wp14="http://schemas.microsoft.com/office/word/2010/wordprocessingDrawing" xmlns:wp="http://schemas.openxmlformats.org/drawingml/2006/wordprocessingDrawing" xmlns:w10="urn:schemas-microsoft-com:office:word" xmlns:w="http://schemas.openxmlformats.org/wordprocessingml/2006/main" xmlns:w14="http://schemas.microsoft.com/office/word/2010/wordml" xmlns:w15="http://schemas.microsoft.com/office/word/2012/wordml" xmlns:w16cex="http://schemas.microsoft.com/office/word/2018/wordml/cex" xmlns:w16cid="http://schemas.microsoft.com/office/word/2016/wordml/cid" xmlns:w16="http://schemas.microsoft.com/office/word/2018/wordml" xmlns:w16du="http://schemas.microsoft.com/office/word/2023/wordml/word16du" xmlns:w16sdtdh="http://schemas.microsoft.com/office/word/2020/wordml/sdtdatahash" xmlns:w16sdtfl="http://schemas.microsoft.com/office/word/2024/wordml/sdtformatlock" xmlns:w16se="http://schemas.microsoft.com/office/word/2015/wordml/symex" xmlns:wpg="http://schemas.microsoft.com/office/word/2010/wordprocessingGroup" xmlns:wpi="http://schemas.microsoft.com/office/word/2010/wordprocessingInk" xmlns:wne="http://schemas.microsoft.com/office/word/2006/wordml" xmlns:wps="http://schemas.microsoft.com/office/word/2010/wordprocessingShape" mc:Ignorable="w14 w15 w16se w16cid w16 w16cex w16sdtdh w16sdtfl w16du wp14">
   <w:body>
     <w:p>
       <w:pPr>
@@ -21,7 +21,7 @@
           <w:sz w:val="32"/>
           <w:szCs w:val="32"/>
         </w:rPr>
-        <w:t>Welcome to Melee 1.03 (</w:t>
+        <w:t>Welcome to Melee</w:t>
       </w:r>
       <w:r>
         <w:rPr>
@@ -29,7 +29,7 @@
           <w:sz w:val="32"/>
           <w:szCs w:val="32"/>
         </w:rPr>
-        <w:t>Legacy</w:t>
+        <w:t xml:space="preserve"> 20XX</w:t>
       </w:r>
       <w:r>
         <w:rPr>
@@ -37,15 +37,7 @@
           <w:sz w:val="32"/>
           <w:szCs w:val="32"/>
         </w:rPr>
-        <w:t xml:space="preserve"> Edition</w:t>
-      </w:r>
-      <w:r>
-        <w:rPr>
-          <w:rFonts w:ascii="A-OTF Folk Pro H" w:eastAsia="A-OTF Folk Pro H" w:hAnsi="A-OTF Folk Pro H"/>
-          <w:sz w:val="32"/>
-          <w:szCs w:val="32"/>
-        </w:rPr>
-        <w:t>)!</w:t>
+        <w:t>!</w:t>
       </w:r>
     </w:p>
     <w:p>
@@ -64,7 +56,15 @@
           <w:sz w:val="25"/>
           <w:szCs w:val="25"/>
         </w:rPr>
-        <w:t xml:space="preserve">1.03 is created by Hax$ and Altimor. Visit </w:t>
+        <w:t>20XX</w:t>
+      </w:r>
+      <w:r>
+        <w:rPr>
+          <w:rFonts w:ascii="A-OTF Folk Pro H" w:eastAsia="A-OTF Folk Pro H" w:hAnsi="A-OTF Folk Pro H"/>
+          <w:sz w:val="25"/>
+          <w:szCs w:val="25"/>
+        </w:rPr>
+        <w:t xml:space="preserve"> is created by Hax$ and Altimor. Visit </w:t>
       </w:r>
       <w:r>
         <w:rPr>
@@ -122,7 +122,15 @@
           <w:sz w:val="25"/>
           <w:szCs w:val="25"/>
         </w:rPr>
-        <w:t>1.03 contains the polling drift fix, which fixes a bug that causes Melee's input latency to constantly fluctuate.</w:t>
+        <w:t>20XX</w:t>
+      </w:r>
+      <w:r>
+        <w:rPr>
+          <w:rFonts w:ascii="A-OTF Folk Pro H" w:eastAsia="A-OTF Folk Pro H" w:hAnsi="A-OTF Folk Pro H"/>
+          <w:sz w:val="25"/>
+          <w:szCs w:val="25"/>
+        </w:rPr>
+        <w:t xml:space="preserve"> contains the polling drift fix, which fixes a bug that causes Melee's input latency to constantly fluctuate.</w:t>
       </w:r>
     </w:p>
     <w:p>
@@ -144,7 +152,15 @@
           <w:sz w:val="32"/>
           <w:szCs w:val="32"/>
         </w:rPr>
-        <w:t>1.03 Controller Fix</w:t>
+        <w:t>20XX</w:t>
+      </w:r>
+      <w:r>
+        <w:rPr>
+          <w:rFonts w:ascii="A-OTF Folk Pro H" w:eastAsia="A-OTF Folk Pro H" w:hAnsi="A-OTF Folk Pro H"/>
+          <w:sz w:val="32"/>
+          <w:szCs w:val="32"/>
+        </w:rPr>
+        <w:t xml:space="preserve"> Controller Fix</w:t>
       </w:r>
     </w:p>
     <w:p>
@@ -681,7 +697,7 @@
                 <w:sz w:val="25"/>
                 <w:szCs w:val="25"/>
               </w:rPr>
-              <w:t>Shield Drop</w:t>
+              <w:t>Super Wavedash</w:t>
             </w:r>
           </w:p>
         </w:tc>
@@ -713,7 +729,15 @@
                 <w:sz w:val="25"/>
                 <w:szCs w:val="25"/>
               </w:rPr>
-              <w:t>Shield drop's range is maximized after roll is shut off.</w:t>
+              <w:t xml:space="preserve">SWDs will succeed even if the </w:t>
+            </w:r>
+            <w:r>
+              <w:rPr>
+                <w:rFonts w:ascii="A-OTF Folk Pro H" w:eastAsia="A-OTF Folk Pro H" w:hAnsi="A-OTF Folk Pro H"/>
+                <w:sz w:val="25"/>
+                <w:szCs w:val="25"/>
+              </w:rPr>
+              <w:t>control stick is polled in the deadzone the frame prior. Additionally, stick movement on the frame after an SWD will count toward the SWD.</w:t>
             </w:r>
           </w:p>
         </w:tc>
@@ -748,7 +772,7 @@
                 <w:sz w:val="25"/>
                 <w:szCs w:val="25"/>
               </w:rPr>
-              <w:t>1.0 Cardinal</w:t>
+              <w:t>Shield Drop</w:t>
             </w:r>
           </w:p>
         </w:tc>
@@ -780,7 +804,7 @@
                 <w:sz w:val="25"/>
                 <w:szCs w:val="25"/>
               </w:rPr>
-              <w:t>The rims of the control stick and C-stick's cardinals clamp to 1.0.</w:t>
+              <w:t>Shield drop's range is maximized after roll is shut off.</w:t>
             </w:r>
           </w:p>
         </w:tc>
@@ -814,7 +838,7 @@
                 <w:sz w:val="25"/>
                 <w:szCs w:val="25"/>
               </w:rPr>
-              <w:t>Vertical Throws</w:t>
+              <w:t>1.0 Cardinal</w:t>
             </w:r>
           </w:p>
         </w:tc>
@@ -827,7 +851,6 @@
             </w:tcBorders>
             <w:tcMar>
               <w:left w:w="173" w:type="dxa"/>
-              <w:right w:w="0" w:type="dxa"/>
             </w:tcMar>
             <w:vAlign w:val="center"/>
           </w:tcPr>
@@ -844,31 +867,10 @@
             <w:r>
               <w:rPr>
                 <w:rFonts w:ascii="A-OTF Folk Pro H" w:eastAsia="A-OTF Folk Pro H" w:hAnsi="A-OTF Folk Pro H"/>
-                <w:kern w:val="16"/>
-                <w:sz w:val="25"/>
-                <w:szCs w:val="25"/>
-              </w:rPr>
-              <w:t>The range for vertical throws is increased to &gt; 50</w:t>
-            </w:r>
-            <w:r>
-              <w:rPr>
-                <w:rFonts w:ascii="A-OTF Folk Pro H" w:eastAsia="A-OTF Folk Pro H" w:hAnsi="A-OTF Folk Pro H"/>
-                <w:b/>
-                <w:spacing w:val="-160"/>
-                <w:kern w:val="16"/>
-                <w:sz w:val="25"/>
-                <w:szCs w:val="25"/>
-              </w:rPr>
-              <w:t>°</w:t>
-            </w:r>
-            <w:r>
-              <w:rPr>
-                <w:rFonts w:ascii="A-OTF Folk Pro H" w:eastAsia="A-OTF Folk Pro H" w:hAnsi="A-OTF Folk Pro H"/>
-                <w:kern w:val="16"/>
-                <w:sz w:val="25"/>
-                <w:szCs w:val="25"/>
-              </w:rPr>
-              <w:t xml:space="preserve"> on the control stick and C-stick. This fix does not apply to Ice Climbers.</w:t>
+                <w:sz w:val="25"/>
+                <w:szCs w:val="25"/>
+              </w:rPr>
+              <w:t>The rims of the control stick and C-stick's cardinals clamp to 1.0.</w:t>
             </w:r>
           </w:p>
         </w:tc>
@@ -903,7 +905,7 @@
                 <w:sz w:val="25"/>
                 <w:szCs w:val="25"/>
               </w:rPr>
-              <w:t>Ledge Fall</w:t>
+              <w:t>Vertical Throws</w:t>
             </w:r>
           </w:p>
         </w:tc>
@@ -926,37 +928,18 @@
               <w:cnfStyle w:val="000000100000" w:firstRow="0" w:lastRow="0" w:firstColumn="0" w:lastColumn="0" w:oddVBand="0" w:evenVBand="0" w:oddHBand="1" w:evenHBand="0" w:firstRowFirstColumn="0" w:firstRowLastColumn="0" w:lastRowFirstColumn="0" w:lastRowLastColumn="0"/>
               <w:rPr>
                 <w:rFonts w:ascii="A-OTF Folk Pro H" w:eastAsia="A-OTF Folk Pro H" w:hAnsi="A-OTF Folk Pro H"/>
+                <w:sz w:val="25"/>
+                <w:szCs w:val="25"/>
+              </w:rPr>
+            </w:pPr>
+            <w:r>
+              <w:rPr>
+                <w:rFonts w:ascii="A-OTF Folk Pro H" w:eastAsia="A-OTF Folk Pro H" w:hAnsi="A-OTF Folk Pro H"/>
                 <w:kern w:val="16"/>
                 <w:sz w:val="25"/>
                 <w:szCs w:val="25"/>
               </w:rPr>
-            </w:pPr>
-            <w:r>
-              <w:rPr>
-                <w:rFonts w:ascii="A-OTF Folk Pro H" w:eastAsia="A-OTF Folk Pro H" w:hAnsi="A-OTF Folk Pro H"/>
-                <w:kern w:val="16"/>
-                <w:sz w:val="25"/>
-                <w:szCs w:val="25"/>
-              </w:rPr>
-              <w:t xml:space="preserve">After falling from the ledge with the C-stick, the threshold for performing an aerial attack </w:t>
-            </w:r>
-            <w:r>
-              <w:rPr>
-                <w:rFonts w:ascii="A-OTF Folk Pro H" w:eastAsia="A-OTF Folk Pro H" w:hAnsi="A-OTF Folk Pro H"/>
-                <w:kern w:val="16"/>
-                <w:sz w:val="25"/>
-                <w:szCs w:val="25"/>
-              </w:rPr>
-              <w:t xml:space="preserve">with the C-stick </w:t>
-            </w:r>
-            <w:r>
-              <w:rPr>
-                <w:rFonts w:ascii="A-OTF Folk Pro H" w:eastAsia="A-OTF Folk Pro H" w:hAnsi="A-OTF Folk Pro H"/>
-                <w:kern w:val="16"/>
-                <w:sz w:val="25"/>
-                <w:szCs w:val="25"/>
-              </w:rPr>
-              <w:t>is shifted to the 50</w:t>
+              <w:t>The range for vertical throws is increased to &gt; 50</w:t>
             </w:r>
             <w:r>
               <w:rPr>
@@ -976,7 +959,7 @@
                 <w:sz w:val="25"/>
                 <w:szCs w:val="25"/>
               </w:rPr>
-              <w:t xml:space="preserve"> line.</w:t>
+              <w:t xml:space="preserve"> on the control stick and C-stick. This fix does not apply to Ice Climbers.</w:t>
             </w:r>
           </w:p>
         </w:tc>
@@ -1010,7 +993,7 @@
                 <w:sz w:val="25"/>
                 <w:szCs w:val="25"/>
               </w:rPr>
-              <w:t>Down-B</w:t>
+              <w:t>Ledge Fall</w:t>
             </w:r>
           </w:p>
         </w:tc>
@@ -1045,7 +1028,7 @@
                 <w:sz w:val="25"/>
                 <w:szCs w:val="25"/>
               </w:rPr>
-              <w:t xml:space="preserve">The Y-value of -.5500 will produce a </w:t>
+              <w:t xml:space="preserve">After falling from the ledge with the C-stick, the threshold for performing an aerial attack </w:t>
             </w:r>
             <w:r>
               <w:rPr>
@@ -1054,7 +1037,7 @@
                 <w:sz w:val="25"/>
                 <w:szCs w:val="25"/>
               </w:rPr>
-              <w:t>d</w:t>
+              <w:t xml:space="preserve">with the C-stick </w:t>
             </w:r>
             <w:r>
               <w:rPr>
@@ -1063,7 +1046,27 @@
                 <w:sz w:val="25"/>
                 <w:szCs w:val="25"/>
               </w:rPr>
-              <w:t>own-B during grounded animation states.</w:t>
+              <w:t>is shifted to the 50</w:t>
+            </w:r>
+            <w:r>
+              <w:rPr>
+                <w:rFonts w:ascii="A-OTF Folk Pro H" w:eastAsia="A-OTF Folk Pro H" w:hAnsi="A-OTF Folk Pro H"/>
+                <w:b/>
+                <w:spacing w:val="-160"/>
+                <w:kern w:val="16"/>
+                <w:sz w:val="25"/>
+                <w:szCs w:val="25"/>
+              </w:rPr>
+              <w:t>°</w:t>
+            </w:r>
+            <w:r>
+              <w:rPr>
+                <w:rFonts w:ascii="A-OTF Folk Pro H" w:eastAsia="A-OTF Folk Pro H" w:hAnsi="A-OTF Folk Pro H"/>
+                <w:kern w:val="16"/>
+                <w:sz w:val="25"/>
+                <w:szCs w:val="25"/>
+              </w:rPr>
+              <w:t xml:space="preserve"> line.</w:t>
             </w:r>
           </w:p>
         </w:tc>
@@ -1098,7 +1101,7 @@
                 <w:sz w:val="25"/>
                 <w:szCs w:val="25"/>
               </w:rPr>
-              <w:t>ADT Shield</w:t>
+              <w:t>Down-B</w:t>
             </w:r>
           </w:p>
         </w:tc>
@@ -1133,7 +1136,7 @@
                 <w:sz w:val="25"/>
                 <w:szCs w:val="25"/>
               </w:rPr>
-              <w:t>If you lightshield on frame 1</w:t>
+              <w:t xml:space="preserve">The Y-value of -.5500 will produce a </w:t>
             </w:r>
             <w:r>
               <w:rPr>
@@ -1142,7 +1145,7 @@
                 <w:sz w:val="25"/>
                 <w:szCs w:val="25"/>
               </w:rPr>
-              <w:t>, then</w:t>
+              <w:t>d</w:t>
             </w:r>
             <w:r>
               <w:rPr>
@@ -1151,43 +1154,7 @@
                 <w:sz w:val="25"/>
                 <w:szCs w:val="25"/>
               </w:rPr>
-              <w:t xml:space="preserve"> digital shield on frame 2, your shield will protect you from physical attacks on frame</w:t>
-            </w:r>
-            <w:r>
-              <w:rPr>
-                <w:rFonts w:ascii="A-OTF Folk Pro H" w:eastAsia="A-OTF Folk Pro H" w:hAnsi="A-OTF Folk Pro H"/>
-                <w:kern w:val="16"/>
-                <w:sz w:val="25"/>
-                <w:szCs w:val="25"/>
-              </w:rPr>
-              <w:t>s</w:t>
-            </w:r>
-            <w:r>
-              <w:rPr>
-                <w:rFonts w:ascii="A-OTF Folk Pro H" w:eastAsia="A-OTF Folk Pro H" w:hAnsi="A-OTF Folk Pro H"/>
-                <w:kern w:val="16"/>
-                <w:sz w:val="25"/>
-                <w:szCs w:val="25"/>
-              </w:rPr>
-              <w:t xml:space="preserve"> 2 and</w:t>
-            </w:r>
-            <w:r>
-              <w:rPr>
-                <w:rFonts w:ascii="A-OTF Folk Pro H" w:eastAsia="A-OTF Folk Pro H" w:hAnsi="A-OTF Folk Pro H"/>
-                <w:kern w:val="16"/>
-                <w:sz w:val="25"/>
-                <w:szCs w:val="25"/>
-              </w:rPr>
-              <w:t xml:space="preserve"> </w:t>
-            </w:r>
-            <w:r>
-              <w:rPr>
-                <w:rFonts w:ascii="A-OTF Folk Pro H" w:eastAsia="A-OTF Folk Pro H" w:hAnsi="A-OTF Folk Pro H"/>
-                <w:kern w:val="16"/>
-                <w:sz w:val="25"/>
-                <w:szCs w:val="25"/>
-              </w:rPr>
-              <w:t>3.</w:t>
+              <w:t>own-B during grounded animation states.</w:t>
             </w:r>
           </w:p>
         </w:tc>
@@ -1204,6 +1171,131 @@
               <w:top w:val="nil"/>
               <w:bottom w:val="nil"/>
             </w:tcBorders>
+            <w:vAlign w:val="center"/>
+          </w:tcPr>
+          <w:p>
+            <w:pPr>
+              <w:spacing w:line="168" w:lineRule="auto"/>
+              <w:rPr>
+                <w:rFonts w:ascii="A-OTF Folk Pro H" w:eastAsia="A-OTF Folk Pro H" w:hAnsi="A-OTF Folk Pro H"/>
+                <w:sz w:val="25"/>
+                <w:szCs w:val="25"/>
+              </w:rPr>
+            </w:pPr>
+            <w:r>
+              <w:rPr>
+                <w:rFonts w:ascii="A-OTF Folk Pro H" w:eastAsia="A-OTF Folk Pro H" w:hAnsi="A-OTF Folk Pro H"/>
+                <w:sz w:val="25"/>
+                <w:szCs w:val="25"/>
+              </w:rPr>
+              <w:lastRenderedPageBreak/>
+              <w:t>ADT Shield</w:t>
+            </w:r>
+          </w:p>
+        </w:tc>
+        <w:tc>
+          <w:tcPr>
+            <w:tcW w:w="6134" w:type="dxa"/>
+            <w:tcBorders>
+              <w:top w:val="nil"/>
+              <w:bottom w:val="nil"/>
+            </w:tcBorders>
+            <w:tcMar>
+              <w:left w:w="173" w:type="dxa"/>
+              <w:right w:w="0" w:type="dxa"/>
+            </w:tcMar>
+            <w:vAlign w:val="center"/>
+          </w:tcPr>
+          <w:p>
+            <w:pPr>
+              <w:spacing w:line="168" w:lineRule="auto"/>
+              <w:cnfStyle w:val="000000000000" w:firstRow="0" w:lastRow="0" w:firstColumn="0" w:lastColumn="0" w:oddVBand="0" w:evenVBand="0" w:oddHBand="0" w:evenHBand="0" w:firstRowFirstColumn="0" w:firstRowLastColumn="0" w:lastRowFirstColumn="0" w:lastRowLastColumn="0"/>
+              <w:rPr>
+                <w:rFonts w:ascii="A-OTF Folk Pro H" w:eastAsia="A-OTF Folk Pro H" w:hAnsi="A-OTF Folk Pro H"/>
+                <w:kern w:val="16"/>
+                <w:sz w:val="25"/>
+                <w:szCs w:val="25"/>
+              </w:rPr>
+            </w:pPr>
+            <w:r>
+              <w:rPr>
+                <w:rFonts w:ascii="A-OTF Folk Pro H" w:eastAsia="A-OTF Folk Pro H" w:hAnsi="A-OTF Folk Pro H"/>
+                <w:kern w:val="16"/>
+                <w:sz w:val="25"/>
+                <w:szCs w:val="25"/>
+              </w:rPr>
+              <w:t>If you lightshield on frame 1</w:t>
+            </w:r>
+            <w:r>
+              <w:rPr>
+                <w:rFonts w:ascii="A-OTF Folk Pro H" w:eastAsia="A-OTF Folk Pro H" w:hAnsi="A-OTF Folk Pro H"/>
+                <w:kern w:val="16"/>
+                <w:sz w:val="25"/>
+                <w:szCs w:val="25"/>
+              </w:rPr>
+              <w:t>, then</w:t>
+            </w:r>
+            <w:r>
+              <w:rPr>
+                <w:rFonts w:ascii="A-OTF Folk Pro H" w:eastAsia="A-OTF Folk Pro H" w:hAnsi="A-OTF Folk Pro H"/>
+                <w:kern w:val="16"/>
+                <w:sz w:val="25"/>
+                <w:szCs w:val="25"/>
+              </w:rPr>
+              <w:t xml:space="preserve"> digital shield on frame 2, your shield will protect you from physical attacks on frame</w:t>
+            </w:r>
+            <w:r>
+              <w:rPr>
+                <w:rFonts w:ascii="A-OTF Folk Pro H" w:eastAsia="A-OTF Folk Pro H" w:hAnsi="A-OTF Folk Pro H"/>
+                <w:kern w:val="16"/>
+                <w:sz w:val="25"/>
+                <w:szCs w:val="25"/>
+              </w:rPr>
+              <w:t>s</w:t>
+            </w:r>
+            <w:r>
+              <w:rPr>
+                <w:rFonts w:ascii="A-OTF Folk Pro H" w:eastAsia="A-OTF Folk Pro H" w:hAnsi="A-OTF Folk Pro H"/>
+                <w:kern w:val="16"/>
+                <w:sz w:val="25"/>
+                <w:szCs w:val="25"/>
+              </w:rPr>
+              <w:t xml:space="preserve"> 2 and</w:t>
+            </w:r>
+            <w:r>
+              <w:rPr>
+                <w:rFonts w:ascii="A-OTF Folk Pro H" w:eastAsia="A-OTF Folk Pro H" w:hAnsi="A-OTF Folk Pro H"/>
+                <w:kern w:val="16"/>
+                <w:sz w:val="25"/>
+                <w:szCs w:val="25"/>
+              </w:rPr>
+              <w:t xml:space="preserve"> </w:t>
+            </w:r>
+            <w:r>
+              <w:rPr>
+                <w:rFonts w:ascii="A-OTF Folk Pro H" w:eastAsia="A-OTF Folk Pro H" w:hAnsi="A-OTF Folk Pro H"/>
+                <w:kern w:val="16"/>
+                <w:sz w:val="25"/>
+                <w:szCs w:val="25"/>
+              </w:rPr>
+              <w:t>3.</w:t>
+            </w:r>
+          </w:p>
+        </w:tc>
+      </w:tr>
+      <w:tr>
+        <w:trPr>
+          <w:cnfStyle w:val="000000100000" w:firstRow="0" w:lastRow="0" w:firstColumn="0" w:lastColumn="0" w:oddVBand="0" w:evenVBand="0" w:oddHBand="1" w:evenHBand="0" w:firstRowFirstColumn="0" w:firstRowLastColumn="0" w:lastRowFirstColumn="0" w:lastRowLastColumn="0"/>
+          <w:trHeight w:val="374"/>
+        </w:trPr>
+        <w:tc>
+          <w:tcPr>
+            <w:cnfStyle w:val="001000000000" w:firstRow="0" w:lastRow="0" w:firstColumn="1" w:lastColumn="0" w:oddVBand="0" w:evenVBand="0" w:oddHBand="0" w:evenHBand="0" w:firstRowFirstColumn="0" w:firstRowLastColumn="0" w:lastRowFirstColumn="0" w:lastRowLastColumn="0"/>
+            <w:tcW w:w="3197" w:type="dxa"/>
+            <w:tcBorders>
+              <w:top w:val="nil"/>
+              <w:bottom w:val="nil"/>
+            </w:tcBorders>
             <w:tcMar>
               <w:bottom w:w="0" w:type="dxa"/>
             </w:tcMar>
@@ -1224,7 +1316,6 @@
                 <w:sz w:val="25"/>
                 <w:szCs w:val="25"/>
               </w:rPr>
-              <w:lastRenderedPageBreak/>
               <w:t>Z Jump</w:t>
             </w:r>
           </w:p>
@@ -1246,7 +1337,7 @@
           <w:p>
             <w:pPr>
               <w:spacing w:line="168" w:lineRule="auto"/>
-              <w:cnfStyle w:val="000000000000" w:firstRow="0" w:lastRow="0" w:firstColumn="0" w:lastColumn="0" w:oddVBand="0" w:evenVBand="0" w:oddHBand="0" w:evenHBand="0" w:firstRowFirstColumn="0" w:firstRowLastColumn="0" w:lastRowFirstColumn="0" w:lastRowLastColumn="0"/>
+              <w:cnfStyle w:val="000000100000" w:firstRow="0" w:lastRow="0" w:firstColumn="0" w:lastColumn="0" w:oddVBand="0" w:evenVBand="0" w:oddHBand="1" w:evenHBand="0" w:firstRowFirstColumn="0" w:firstRowLastColumn="0" w:lastRowFirstColumn="0" w:lastRowLastColumn="0"/>
               <w:rPr>
                 <w:rFonts w:ascii="A-OTF Folk Pro H" w:eastAsia="A-OTF Folk Pro H" w:hAnsi="A-OTF Folk Pro H"/>
                 <w:kern w:val="16"/>
@@ -1509,7 +1600,6 @@
                 <w:szCs w:val="25"/>
               </w:rPr>
             </w:pPr>
-            <w:proofErr w:type="gramStart"/>
             <w:r>
               <w:rPr>
                 <w:rFonts w:ascii="A-OTF Folk Pro H" w:eastAsia="A-OTF Folk Pro H" w:hAnsi="A-OTF Folk Pro H"/>
@@ -1518,7 +1608,6 @@
               </w:rPr>
               <w:t>Final Destination</w:t>
             </w:r>
-            <w:proofErr w:type="gramEnd"/>
           </w:p>
         </w:tc>
         <w:tc>
@@ -2095,7 +2184,23 @@
           <w:sz w:val="25"/>
           <w:szCs w:val="25"/>
         </w:rPr>
-        <w:t>Melee's signature exhibition is made better than ever before by 1.03's crew battle mode, which features a stock storage system that keeps track of how many stocks are remaining at the end of a match.</w:t>
+        <w:t xml:space="preserve">Melee's signature exhibition is made better than ever before by </w:t>
+      </w:r>
+      <w:r>
+        <w:rPr>
+          <w:rFonts w:ascii="A-OTF Folk Pro H" w:eastAsia="A-OTF Folk Pro H" w:hAnsi="A-OTF Folk Pro H"/>
+          <w:sz w:val="25"/>
+          <w:szCs w:val="25"/>
+        </w:rPr>
+        <w:t>20XX</w:t>
+      </w:r>
+      <w:r>
+        <w:rPr>
+          <w:rFonts w:ascii="A-OTF Folk Pro H" w:eastAsia="A-OTF Folk Pro H" w:hAnsi="A-OTF Folk Pro H"/>
+          <w:sz w:val="25"/>
+          <w:szCs w:val="25"/>
+        </w:rPr>
+        <w:t>'s crew battle mode, which features a stock storage system that keeps track of how many stocks are remaining at the end of a match.</w:t>
       </w:r>
     </w:p>
     <w:p>
@@ -2136,7 +2241,15 @@
           <w:sz w:val="25"/>
           <w:szCs w:val="25"/>
         </w:rPr>
-        <w:t>1.03's auto pause feature allows you to turn off pause in 4-stock matches specifically so that you can freely enter timed matches while still being able to pause.</w:t>
+        <w:t>20XX</w:t>
+      </w:r>
+      <w:r>
+        <w:rPr>
+          <w:rFonts w:ascii="A-OTF Folk Pro H" w:eastAsia="A-OTF Folk Pro H" w:hAnsi="A-OTF Folk Pro H"/>
+          <w:sz w:val="25"/>
+          <w:szCs w:val="25"/>
+        </w:rPr>
+        <w:t>'s auto pause feature allows you to turn off pause in 4-stock matches specifically so that you can freely enter timed matches while still being able to pause.</w:t>
       </w:r>
     </w:p>
     <w:p>
@@ -2308,6 +2421,7 @@
                 <w:sz w:val="25"/>
                 <w:szCs w:val="25"/>
               </w:rPr>
+              <w:lastRenderedPageBreak/>
               <w:t>Hold Start + B</w:t>
             </w:r>
           </w:p>
@@ -2387,7 +2501,6 @@
           <w:sz w:val="25"/>
           <w:szCs w:val="25"/>
         </w:rPr>
-        <w:lastRenderedPageBreak/>
         <w:t>The following settings can be toggled at the character select screen by performing the corresponding inputs:</w:t>
       </w:r>
     </w:p>
@@ -2597,25 +2710,99 @@
           <w:sz w:val="25"/>
           <w:szCs w:val="25"/>
         </w:rPr>
-        <w:t xml:space="preserve">1.03's perfect angles mod modernizes wavedashing by allowing you to airdodge at the shallowest angle by pointing horizontally. Your control stick must reach X .8000 or greater (the same cut-off as dash and F-smash) for this mod to take effect. Additionally, 1.03's perfect angles </w:t>
-      </w:r>
-      <w:proofErr w:type="gramStart"/>
-      <w:r>
-        <w:rPr>
-          <w:rFonts w:ascii="A-OTF Folk Pro H" w:eastAsia="A-OTF Folk Pro H" w:hAnsi="A-OTF Folk Pro H"/>
-          <w:sz w:val="25"/>
-          <w:szCs w:val="25"/>
-        </w:rPr>
-        <w:t>mod</w:t>
-      </w:r>
-      <w:proofErr w:type="gramEnd"/>
-      <w:r>
-        <w:rPr>
-          <w:rFonts w:ascii="A-OTF Folk Pro H" w:eastAsia="A-OTF Folk Pro H" w:hAnsi="A-OTF Folk Pro H"/>
-          <w:sz w:val="25"/>
-          <w:szCs w:val="25"/>
-        </w:rPr>
-        <w:t xml:space="preserve"> converts exactly half of the cardinal rim to the perfect angle when using a directional up-B.</w:t>
+        <w:t>When</w:t>
+      </w:r>
+      <w:r>
+        <w:rPr>
+          <w:rFonts w:ascii="A-OTF Folk Pro H" w:eastAsia="A-OTF Folk Pro H" w:hAnsi="A-OTF Folk Pro H"/>
+          <w:sz w:val="25"/>
+          <w:szCs w:val="25"/>
+        </w:rPr>
+        <w:t xml:space="preserve"> enabled in the </w:t>
+      </w:r>
+      <w:r>
+        <w:rPr>
+          <w:rFonts w:ascii="A-OTF Folk Pro H" w:eastAsia="A-OTF Folk Pro H" w:hAnsi="A-OTF Folk Pro H"/>
+          <w:i/>
+          <w:iCs/>
+          <w:sz w:val="25"/>
+          <w:szCs w:val="25"/>
+        </w:rPr>
+        <w:t xml:space="preserve">VS. Mode </w:t>
+      </w:r>
+      <w:r>
+        <w:rPr>
+          <w:rFonts w:ascii="A-OTF Folk Pro H" w:eastAsia="A-OTF Folk Pro H" w:hAnsi="A-OTF Folk Pro H"/>
+          <w:sz w:val="25"/>
+          <w:szCs w:val="25"/>
+        </w:rPr>
+        <w:t>options menu and a player</w:t>
+      </w:r>
+      <w:r>
+        <w:rPr>
+          <w:rFonts w:ascii="A-OTF Folk Pro H" w:eastAsia="A-OTF Folk Pro H" w:hAnsi="A-OTF Folk Pro H"/>
+          <w:sz w:val="25"/>
+          <w:szCs w:val="25"/>
+        </w:rPr>
+        <w:t>'</w:t>
+      </w:r>
+      <w:r>
+        <w:rPr>
+          <w:rFonts w:ascii="A-OTF Folk Pro H" w:eastAsia="A-OTF Folk Pro H" w:hAnsi="A-OTF Folk Pro H"/>
+          <w:sz w:val="25"/>
+          <w:szCs w:val="25"/>
+        </w:rPr>
+        <w:t xml:space="preserve">s personal </w:t>
+      </w:r>
+      <w:r>
+        <w:rPr>
+          <w:rFonts w:ascii="A-OTF Folk Pro H" w:eastAsia="A-OTF Folk Pro H" w:hAnsi="A-OTF Folk Pro H"/>
+          <w:i/>
+          <w:iCs/>
+          <w:sz w:val="25"/>
+          <w:szCs w:val="25"/>
+        </w:rPr>
+        <w:t>Controls</w:t>
+      </w:r>
+      <w:r>
+        <w:rPr>
+          <w:rFonts w:ascii="A-OTF Folk Pro H" w:eastAsia="A-OTF Folk Pro H" w:hAnsi="A-OTF Folk Pro H"/>
+          <w:sz w:val="25"/>
+          <w:szCs w:val="25"/>
+        </w:rPr>
+        <w:t xml:space="preserve"> menu settings, </w:t>
+      </w:r>
+      <w:r>
+        <w:rPr>
+          <w:rFonts w:ascii="A-OTF Folk Pro H" w:eastAsia="A-OTF Folk Pro H" w:hAnsi="A-OTF Folk Pro H"/>
+          <w:sz w:val="25"/>
+          <w:szCs w:val="25"/>
+        </w:rPr>
+        <w:t>20XX</w:t>
+      </w:r>
+      <w:r>
+        <w:rPr>
+          <w:rFonts w:ascii="A-OTF Folk Pro H" w:eastAsia="A-OTF Folk Pro H" w:hAnsi="A-OTF Folk Pro H"/>
+          <w:sz w:val="25"/>
+          <w:szCs w:val="25"/>
+        </w:rPr>
+        <w:t xml:space="preserve">'s perfect angles mod modernizes wavedashing by allowing you to airdodge at the shallowest angle by pointing horizontally. Your control stick must reach X .8000 or greater (the same cut-off as dash and F-smash) for this mod to take effect. Additionally, </w:t>
+      </w:r>
+      <w:r>
+        <w:rPr>
+          <w:rFonts w:ascii="A-OTF Folk Pro H" w:eastAsia="A-OTF Folk Pro H" w:hAnsi="A-OTF Folk Pro H"/>
+          <w:sz w:val="25"/>
+          <w:szCs w:val="25"/>
+        </w:rPr>
+        <w:t>20XX</w:t>
+      </w:r>
+      <w:r>
+        <w:rPr>
+          <w:rFonts w:ascii="A-OTF Folk Pro H" w:eastAsia="A-OTF Folk Pro H" w:hAnsi="A-OTF Folk Pro H"/>
+          <w:sz w:val="25"/>
+          <w:szCs w:val="25"/>
+        </w:rPr>
+        <w:t>'s perfect angles mod converts exactly half of the cardinal rim to the perfect angle when using a directional up-B.</w:t>
       </w:r>
     </w:p>
     <w:p>
@@ -2650,25 +2837,7 @@
           <w:sz w:val="25"/>
           <w:szCs w:val="25"/>
         </w:rPr>
-        <w:t xml:space="preserve">by the perfect wavedash aspect of this </w:t>
-      </w:r>
-      <w:proofErr w:type="gramStart"/>
-      <w:r>
-        <w:rPr>
-          <w:rFonts w:ascii="A-OTF Folk Pro H" w:eastAsia="A-OTF Folk Pro H" w:hAnsi="A-OTF Folk Pro H"/>
-          <w:sz w:val="25"/>
-          <w:szCs w:val="25"/>
-        </w:rPr>
-        <w:t>mod</w:t>
-      </w:r>
-      <w:proofErr w:type="gramEnd"/>
-      <w:r>
-        <w:rPr>
-          <w:rFonts w:ascii="A-OTF Folk Pro H" w:eastAsia="A-OTF Folk Pro H" w:hAnsi="A-OTF Folk Pro H"/>
-          <w:sz w:val="25"/>
-          <w:szCs w:val="25"/>
-        </w:rPr>
-        <w:t>.</w:t>
+        <w:t>by the perfect wavedash aspect of this mod.</w:t>
       </w:r>
     </w:p>
     <w:p>
@@ -2709,7 +2878,15 @@
           <w:sz w:val="25"/>
           <w:szCs w:val="25"/>
         </w:rPr>
-        <w:t xml:space="preserve">1.03 contains two custom latency </w:t>
+        <w:t>20XX</w:t>
+      </w:r>
+      <w:r>
+        <w:rPr>
+          <w:rFonts w:ascii="A-OTF Folk Pro H" w:eastAsia="A-OTF Folk Pro H" w:hAnsi="A-OTF Folk Pro H"/>
+          <w:sz w:val="25"/>
+          <w:szCs w:val="25"/>
+        </w:rPr>
+        <w:t xml:space="preserve"> contains two custom latency </w:t>
       </w:r>
       <w:r>
         <w:rPr>
@@ -2814,16 +2991,15 @@
           <w:sz w:val="25"/>
           <w:szCs w:val="25"/>
         </w:rPr>
-        <w:t xml:space="preserve">1.03 contains two widescreen modes in addition to the default </w:t>
-      </w:r>
-      <w:proofErr w:type="gramStart"/>
-      <w:r>
-        <w:rPr>
-          <w:rFonts w:ascii="A-OTF Folk Pro H" w:eastAsia="A-OTF Folk Pro H" w:hAnsi="A-OTF Folk Pro H"/>
-          <w:sz w:val="25"/>
-          <w:szCs w:val="25"/>
-        </w:rPr>
-        <w:t>aspect</w:t>
+        <w:t>20XX</w:t>
+      </w:r>
+      <w:r>
+        <w:rPr>
+          <w:rFonts w:ascii="A-OTF Folk Pro H" w:eastAsia="A-OTF Folk Pro H" w:hAnsi="A-OTF Folk Pro H"/>
+          <w:sz w:val="25"/>
+          <w:szCs w:val="25"/>
+        </w:rPr>
+        <w:t xml:space="preserve"> contains two widescreen modes in addition to the default aspect</w:t>
       </w:r>
       <w:r>
         <w:rPr>
@@ -2839,16 +3015,7 @@
           <w:sz w:val="25"/>
           <w:szCs w:val="25"/>
         </w:rPr>
-        <w:t>ratio</w:t>
-      </w:r>
-      <w:proofErr w:type="gramEnd"/>
-      <w:r>
-        <w:rPr>
-          <w:rFonts w:ascii="A-OTF Folk Pro H" w:eastAsia="A-OTF Folk Pro H" w:hAnsi="A-OTF Folk Pro H"/>
-          <w:sz w:val="25"/>
-          <w:szCs w:val="25"/>
-        </w:rPr>
-        <w:t>. Either true widescreen or cropped widescreen (default aspect ratio on a widescreen display) can be used depending on your preference.</w:t>
+        <w:t>ratio. Either true widescreen or cropped widescreen (default aspect ratio on a widescreen display) can be used depending on your preference.</w:t>
       </w:r>
     </w:p>
     <w:p>
@@ -3018,7 +3185,15 @@
           <w:sz w:val="25"/>
           <w:szCs w:val="25"/>
         </w:rPr>
-        <w:t xml:space="preserve">1.03 </w:t>
+        <w:t>20XX</w:t>
+      </w:r>
+      <w:r>
+        <w:rPr>
+          <w:rFonts w:ascii="A-OTF Folk Pro H" w:eastAsia="A-OTF Folk Pro H" w:hAnsi="A-OTF Folk Pro H"/>
+          <w:sz w:val="25"/>
+          <w:szCs w:val="25"/>
+        </w:rPr>
+        <w:t xml:space="preserve"> </w:t>
       </w:r>
       <w:r>
         <w:rPr>
@@ -3083,7 +3258,15 @@
           <w:sz w:val="25"/>
           <w:szCs w:val="25"/>
         </w:rPr>
-        <w:t xml:space="preserve">1.03 </w:t>
+        <w:t>20XX</w:t>
+      </w:r>
+      <w:r>
+        <w:rPr>
+          <w:rFonts w:ascii="A-OTF Folk Pro H" w:eastAsia="A-OTF Folk Pro H" w:hAnsi="A-OTF Folk Pro H"/>
+          <w:sz w:val="25"/>
+          <w:szCs w:val="25"/>
+        </w:rPr>
+        <w:t xml:space="preserve"> </w:t>
       </w:r>
       <w:r>
         <w:rPr>
@@ -3108,7 +3291,55 @@
           <w:sz w:val="25"/>
           <w:szCs w:val="25"/>
         </w:rPr>
-        <w:t>, as well as PAL, 20XX, and UnclePunch.</w:t>
+        <w:t xml:space="preserve">, as well as PAL, </w:t>
+      </w:r>
+      <w:r>
+        <w:rPr>
+          <w:rFonts w:ascii="A-OTF Folk Pro H" w:eastAsia="A-OTF Folk Pro H" w:hAnsi="A-OTF Folk Pro H"/>
+          <w:sz w:val="25"/>
+          <w:szCs w:val="25"/>
+        </w:rPr>
+        <w:t>Achilles</w:t>
+      </w:r>
+      <w:r>
+        <w:rPr>
+          <w:rFonts w:ascii="A-OTF Folk Pro H" w:eastAsia="A-OTF Folk Pro H" w:hAnsi="A-OTF Folk Pro H"/>
+          <w:sz w:val="25"/>
+          <w:szCs w:val="25"/>
+        </w:rPr>
+        <w:t>'</w:t>
+      </w:r>
+      <w:r>
+        <w:rPr>
+          <w:rFonts w:ascii="A-OTF Folk Pro H" w:eastAsia="A-OTF Folk Pro H" w:hAnsi="A-OTF Folk Pro H"/>
+          <w:sz w:val="25"/>
+          <w:szCs w:val="25"/>
+        </w:rPr>
+        <w:t xml:space="preserve"> </w:t>
+      </w:r>
+      <w:r>
+        <w:rPr>
+          <w:rFonts w:ascii="A-OTF Folk Pro H" w:eastAsia="A-OTF Folk Pro H" w:hAnsi="A-OTF Folk Pro H"/>
+          <w:sz w:val="25"/>
+          <w:szCs w:val="25"/>
+        </w:rPr>
+        <w:t>20XX</w:t>
+      </w:r>
+      <w:r>
+        <w:rPr>
+          <w:rFonts w:ascii="A-OTF Folk Pro H" w:eastAsia="A-OTF Folk Pro H" w:hAnsi="A-OTF Folk Pro H"/>
+          <w:sz w:val="25"/>
+          <w:szCs w:val="25"/>
+        </w:rPr>
+        <w:t xml:space="preserve"> Hack Pack</w:t>
+      </w:r>
+      <w:r>
+        <w:rPr>
+          <w:rFonts w:ascii="A-OTF Folk Pro H" w:eastAsia="A-OTF Folk Pro H" w:hAnsi="A-OTF Folk Pro H"/>
+          <w:sz w:val="25"/>
+          <w:szCs w:val="25"/>
+        </w:rPr>
+        <w:t>, and UnclePunch.</w:t>
       </w:r>
       <w:bookmarkEnd w:id="2"/>
     </w:p>
@@ -3124,7 +3355,7 @@
 </file>
 
 <file path=word/endnotes.xml><?xml version="1.0" encoding="utf-8"?>
-<w:endnotes xmlns:wpc="http://schemas.microsoft.com/office/word/2010/wordprocessingCanvas" xmlns:cx="http://schemas.microsoft.com/office/drawing/2014/chartex" xmlns:cx1="http://schemas.microsoft.com/office/drawing/2015/9/8/chartex" xmlns:cx2="http://schemas.microsoft.com/office/drawing/2015/10/21/chartex" xmlns:cx3="http://schemas.microsoft.com/office/drawing/2016/5/9/chartex" xmlns:cx4="http://schemas.microsoft.com/office/drawing/2016/5/10/chartex" xmlns:cx5="http://schemas.microsoft.com/office/drawing/2016/5/11/chartex" xmlns:cx6="http://schemas.microsoft.com/office/drawing/2016/5/12/chartex" xmlns:cx7="http://schemas.microsoft.com/office/drawing/2016/5/13/chartex" xmlns:cx8="http://schemas.microsoft.com/office/drawing/2016/5/14/chartex" xmlns:mc="http://schemas.openxmlformats.org/markup-compatibility/2006" xmlns:aink="http://schemas.microsoft.com/office/drawing/2016/ink" xmlns:am3d="http://schemas.microsoft.com/office/drawing/2017/model3d" xmlns:o="urn:schemas-microsoft-com:office:office" xmlns:oel="http://schemas.microsoft.com/office/2019/extlst" xmlns:r="http://schemas.openxmlformats.org/officeDocument/2006/relationships" xmlns:m="http://schemas.openxmlformats.org/officeDocument/2006/math" xmlns:v="urn:schemas-microsoft-com:vml" xmlns:wp14="http://schemas.microsoft.com/office/word/2010/wordprocessingDrawing" xmlns:wp="http://schemas.openxmlformats.org/drawingml/2006/wordprocessingDrawing" xmlns:w10="urn:schemas-microsoft-com:office:word" xmlns:w="http://schemas.openxmlformats.org/wordprocessingml/2006/main" xmlns:w14="http://schemas.microsoft.com/office/word/2010/wordml" xmlns:w15="http://schemas.microsoft.com/office/word/2012/wordml" xmlns:w16cex="http://schemas.microsoft.com/office/word/2018/wordml/cex" xmlns:w16cid="http://schemas.microsoft.com/office/word/2016/wordml/cid" xmlns:w16="http://schemas.microsoft.com/office/word/2018/wordml" xmlns:w16sdtdh="http://schemas.microsoft.com/office/word/2020/wordml/sdtdatahash" xmlns:w16se="http://schemas.microsoft.com/office/word/2015/wordml/symex" xmlns:wpg="http://schemas.microsoft.com/office/word/2010/wordprocessingGroup" xmlns:wpi="http://schemas.microsoft.com/office/word/2010/wordprocessingInk" xmlns:wne="http://schemas.microsoft.com/office/word/2006/wordml" xmlns:wps="http://schemas.microsoft.com/office/word/2010/wordprocessingShape" mc:Ignorable="w14 w15 w16se w16cid w16 w16cex w16sdtdh wp14">
+<w:endnotes xmlns:wpc="http://schemas.microsoft.com/office/word/2010/wordprocessingCanvas" xmlns:cx="http://schemas.microsoft.com/office/drawing/2014/chartex" xmlns:cx1="http://schemas.microsoft.com/office/drawing/2015/9/8/chartex" xmlns:cx2="http://schemas.microsoft.com/office/drawing/2015/10/21/chartex" xmlns:cx3="http://schemas.microsoft.com/office/drawing/2016/5/9/chartex" xmlns:cx4="http://schemas.microsoft.com/office/drawing/2016/5/10/chartex" xmlns:cx5="http://schemas.microsoft.com/office/drawing/2016/5/11/chartex" xmlns:cx6="http://schemas.microsoft.com/office/drawing/2016/5/12/chartex" xmlns:cx7="http://schemas.microsoft.com/office/drawing/2016/5/13/chartex" xmlns:cx8="http://schemas.microsoft.com/office/drawing/2016/5/14/chartex" xmlns:mc="http://schemas.openxmlformats.org/markup-compatibility/2006" xmlns:aink="http://schemas.microsoft.com/office/drawing/2016/ink" xmlns:am3d="http://schemas.microsoft.com/office/drawing/2017/model3d" xmlns:o="urn:schemas-microsoft-com:office:office" xmlns:oel="http://schemas.microsoft.com/office/2019/extlst" xmlns:r="http://schemas.openxmlformats.org/officeDocument/2006/relationships" xmlns:m="http://schemas.openxmlformats.org/officeDocument/2006/math" xmlns:v="urn:schemas-microsoft-com:vml" xmlns:wp14="http://schemas.microsoft.com/office/word/2010/wordprocessingDrawing" xmlns:wp="http://schemas.openxmlformats.org/drawingml/2006/wordprocessingDrawing" xmlns:w10="urn:schemas-microsoft-com:office:word" xmlns:w="http://schemas.openxmlformats.org/wordprocessingml/2006/main" xmlns:w14="http://schemas.microsoft.com/office/word/2010/wordml" xmlns:w15="http://schemas.microsoft.com/office/word/2012/wordml" xmlns:w16cex="http://schemas.microsoft.com/office/word/2018/wordml/cex" xmlns:w16cid="http://schemas.microsoft.com/office/word/2016/wordml/cid" xmlns:w16="http://schemas.microsoft.com/office/word/2018/wordml" xmlns:w16du="http://schemas.microsoft.com/office/word/2023/wordml/word16du" xmlns:w16sdtdh="http://schemas.microsoft.com/office/word/2020/wordml/sdtdatahash" xmlns:w16sdtfl="http://schemas.microsoft.com/office/word/2024/wordml/sdtformatlock" xmlns:w16se="http://schemas.microsoft.com/office/word/2015/wordml/symex" xmlns:wpg="http://schemas.microsoft.com/office/word/2010/wordprocessingGroup" xmlns:wpi="http://schemas.microsoft.com/office/word/2010/wordprocessingInk" xmlns:wne="http://schemas.microsoft.com/office/word/2006/wordml" xmlns:wps="http://schemas.microsoft.com/office/word/2010/wordprocessingShape" mc:Ignorable="w14 w15 w16se w16cid w16 w16cex w16sdtdh w16sdtfl w16du wp14">
   <w:endnote w:type="separator" w:id="-1">
     <w:p>
       <w:pPr>
@@ -3149,7 +3380,7 @@
 </file>
 
 <file path=word/footnotes.xml><?xml version="1.0" encoding="utf-8"?>
-<w:footnotes xmlns:wpc="http://schemas.microsoft.com/office/word/2010/wordprocessingCanvas" xmlns:cx="http://schemas.microsoft.com/office/drawing/2014/chartex" xmlns:cx1="http://schemas.microsoft.com/office/drawing/2015/9/8/chartex" xmlns:cx2="http://schemas.microsoft.com/office/drawing/2015/10/21/chartex" xmlns:cx3="http://schemas.microsoft.com/office/drawing/2016/5/9/chartex" xmlns:cx4="http://schemas.microsoft.com/office/drawing/2016/5/10/chartex" xmlns:cx5="http://schemas.microsoft.com/office/drawing/2016/5/11/chartex" xmlns:cx6="http://schemas.microsoft.com/office/drawing/2016/5/12/chartex" xmlns:cx7="http://schemas.microsoft.com/office/drawing/2016/5/13/chartex" xmlns:cx8="http://schemas.microsoft.com/office/drawing/2016/5/14/chartex" xmlns:mc="http://schemas.openxmlformats.org/markup-compatibility/2006" xmlns:aink="http://schemas.microsoft.com/office/drawing/2016/ink" xmlns:am3d="http://schemas.microsoft.com/office/drawing/2017/model3d" xmlns:o="urn:schemas-microsoft-com:office:office" xmlns:oel="http://schemas.microsoft.com/office/2019/extlst" xmlns:r="http://schemas.openxmlformats.org/officeDocument/2006/relationships" xmlns:m="http://schemas.openxmlformats.org/officeDocument/2006/math" xmlns:v="urn:schemas-microsoft-com:vml" xmlns:wp14="http://schemas.microsoft.com/office/word/2010/wordprocessingDrawing" xmlns:wp="http://schemas.openxmlformats.org/drawingml/2006/wordprocessingDrawing" xmlns:w10="urn:schemas-microsoft-com:office:word" xmlns:w="http://schemas.openxmlformats.org/wordprocessingml/2006/main" xmlns:w14="http://schemas.microsoft.com/office/word/2010/wordml" xmlns:w15="http://schemas.microsoft.com/office/word/2012/wordml" xmlns:w16cex="http://schemas.microsoft.com/office/word/2018/wordml/cex" xmlns:w16cid="http://schemas.microsoft.com/office/word/2016/wordml/cid" xmlns:w16="http://schemas.microsoft.com/office/word/2018/wordml" xmlns:w16sdtdh="http://schemas.microsoft.com/office/word/2020/wordml/sdtdatahash" xmlns:w16se="http://schemas.microsoft.com/office/word/2015/wordml/symex" xmlns:wpg="http://schemas.microsoft.com/office/word/2010/wordprocessingGroup" xmlns:wpi="http://schemas.microsoft.com/office/word/2010/wordprocessingInk" xmlns:wne="http://schemas.microsoft.com/office/word/2006/wordml" xmlns:wps="http://schemas.microsoft.com/office/word/2010/wordprocessingShape" mc:Ignorable="w14 w15 w16se w16cid w16 w16cex w16sdtdh wp14">
+<w:footnotes xmlns:wpc="http://schemas.microsoft.com/office/word/2010/wordprocessingCanvas" xmlns:cx="http://schemas.microsoft.com/office/drawing/2014/chartex" xmlns:cx1="http://schemas.microsoft.com/office/drawing/2015/9/8/chartex" xmlns:cx2="http://schemas.microsoft.com/office/drawing/2015/10/21/chartex" xmlns:cx3="http://schemas.microsoft.com/office/drawing/2016/5/9/chartex" xmlns:cx4="http://schemas.microsoft.com/office/drawing/2016/5/10/chartex" xmlns:cx5="http://schemas.microsoft.com/office/drawing/2016/5/11/chartex" xmlns:cx6="http://schemas.microsoft.com/office/drawing/2016/5/12/chartex" xmlns:cx7="http://schemas.microsoft.com/office/drawing/2016/5/13/chartex" xmlns:cx8="http://schemas.microsoft.com/office/drawing/2016/5/14/chartex" xmlns:mc="http://schemas.openxmlformats.org/markup-compatibility/2006" xmlns:aink="http://schemas.microsoft.com/office/drawing/2016/ink" xmlns:am3d="http://schemas.microsoft.com/office/drawing/2017/model3d" xmlns:o="urn:schemas-microsoft-com:office:office" xmlns:oel="http://schemas.microsoft.com/office/2019/extlst" xmlns:r="http://schemas.openxmlformats.org/officeDocument/2006/relationships" xmlns:m="http://schemas.openxmlformats.org/officeDocument/2006/math" xmlns:v="urn:schemas-microsoft-com:vml" xmlns:wp14="http://schemas.microsoft.com/office/word/2010/wordprocessingDrawing" xmlns:wp="http://schemas.openxmlformats.org/drawingml/2006/wordprocessingDrawing" xmlns:w10="urn:schemas-microsoft-com:office:word" xmlns:w="http://schemas.openxmlformats.org/wordprocessingml/2006/main" xmlns:w14="http://schemas.microsoft.com/office/word/2010/wordml" xmlns:w15="http://schemas.microsoft.com/office/word/2012/wordml" xmlns:w16cex="http://schemas.microsoft.com/office/word/2018/wordml/cex" xmlns:w16cid="http://schemas.microsoft.com/office/word/2016/wordml/cid" xmlns:w16="http://schemas.microsoft.com/office/word/2018/wordml" xmlns:w16du="http://schemas.microsoft.com/office/word/2023/wordml/word16du" xmlns:w16sdtdh="http://schemas.microsoft.com/office/word/2020/wordml/sdtdatahash" xmlns:w16sdtfl="http://schemas.microsoft.com/office/word/2024/wordml/sdtformatlock" xmlns:w16se="http://schemas.microsoft.com/office/word/2015/wordml/symex" xmlns:wpg="http://schemas.microsoft.com/office/word/2010/wordprocessingGroup" xmlns:wpi="http://schemas.microsoft.com/office/word/2010/wordprocessingInk" xmlns:wne="http://schemas.microsoft.com/office/word/2006/wordml" xmlns:wps="http://schemas.microsoft.com/office/word/2010/wordprocessingShape" mc:Ignorable="w14 w15 w16se w16cid w16 w16cex w16sdtdh w16sdtfl w16du wp14">
   <w:footnote w:type="separator" w:id="-1">
     <w:p>
       <w:pPr>
@@ -3174,7 +3405,7 @@
 </file>
 
 <file path=word/numbering.xml><?xml version="1.0" encoding="utf-8"?>
-<w:numbering xmlns:wpc="http://schemas.microsoft.com/office/word/2010/wordprocessingCanvas" xmlns:cx="http://schemas.microsoft.com/office/drawing/2014/chartex" xmlns:cx1="http://schemas.microsoft.com/office/drawing/2015/9/8/chartex" xmlns:cx2="http://schemas.microsoft.com/office/drawing/2015/10/21/chartex" xmlns:cx3="http://schemas.microsoft.com/office/drawing/2016/5/9/chartex" xmlns:cx4="http://schemas.microsoft.com/office/drawing/2016/5/10/chartex" xmlns:cx5="http://schemas.microsoft.com/office/drawing/2016/5/11/chartex" xmlns:cx6="http://schemas.microsoft.com/office/drawing/2016/5/12/chartex" xmlns:cx7="http://schemas.microsoft.com/office/drawing/2016/5/13/chartex" xmlns:cx8="http://schemas.microsoft.com/office/drawing/2016/5/14/chartex" xmlns:mc="http://schemas.openxmlformats.org/markup-compatibility/2006" xmlns:aink="http://schemas.microsoft.com/office/drawing/2016/ink" xmlns:am3d="http://schemas.microsoft.com/office/drawing/2017/model3d" xmlns:o="urn:schemas-microsoft-com:office:office" xmlns:oel="http://schemas.microsoft.com/office/2019/extlst" xmlns:r="http://schemas.openxmlformats.org/officeDocument/2006/relationships" xmlns:m="http://schemas.openxmlformats.org/officeDocument/2006/math" xmlns:v="urn:schemas-microsoft-com:vml" xmlns:wp14="http://schemas.microsoft.com/office/word/2010/wordprocessingDrawing" xmlns:wp="http://schemas.openxmlformats.org/drawingml/2006/wordprocessingDrawing" xmlns:w10="urn:schemas-microsoft-com:office:word" xmlns:w="http://schemas.openxmlformats.org/wordprocessingml/2006/main" xmlns:w14="http://schemas.microsoft.com/office/word/2010/wordml" xmlns:w15="http://schemas.microsoft.com/office/word/2012/wordml" xmlns:w16cex="http://schemas.microsoft.com/office/word/2018/wordml/cex" xmlns:w16cid="http://schemas.microsoft.com/office/word/2016/wordml/cid" xmlns:w16="http://schemas.microsoft.com/office/word/2018/wordml" xmlns:w16sdtdh="http://schemas.microsoft.com/office/word/2020/wordml/sdtdatahash" xmlns:w16se="http://schemas.microsoft.com/office/word/2015/wordml/symex" xmlns:wpg="http://schemas.microsoft.com/office/word/2010/wordprocessingGroup" xmlns:wpi="http://schemas.microsoft.com/office/word/2010/wordprocessingInk" xmlns:wne="http://schemas.microsoft.com/office/word/2006/wordml" xmlns:wps="http://schemas.microsoft.com/office/word/2010/wordprocessingShape" mc:Ignorable="w14 w15 w16se w16cid w16 w16cex w16sdtdh wp14">
+<w:numbering xmlns:wpc="http://schemas.microsoft.com/office/word/2010/wordprocessingCanvas" xmlns:cx="http://schemas.microsoft.com/office/drawing/2014/chartex" xmlns:cx1="http://schemas.microsoft.com/office/drawing/2015/9/8/chartex" xmlns:cx2="http://schemas.microsoft.com/office/drawing/2015/10/21/chartex" xmlns:cx3="http://schemas.microsoft.com/office/drawing/2016/5/9/chartex" xmlns:cx4="http://schemas.microsoft.com/office/drawing/2016/5/10/chartex" xmlns:cx5="http://schemas.microsoft.com/office/drawing/2016/5/11/chartex" xmlns:cx6="http://schemas.microsoft.com/office/drawing/2016/5/12/chartex" xmlns:cx7="http://schemas.microsoft.com/office/drawing/2016/5/13/chartex" xmlns:cx8="http://schemas.microsoft.com/office/drawing/2016/5/14/chartex" xmlns:mc="http://schemas.openxmlformats.org/markup-compatibility/2006" xmlns:aink="http://schemas.microsoft.com/office/drawing/2016/ink" xmlns:am3d="http://schemas.microsoft.com/office/drawing/2017/model3d" xmlns:o="urn:schemas-microsoft-com:office:office" xmlns:oel="http://schemas.microsoft.com/office/2019/extlst" xmlns:r="http://schemas.openxmlformats.org/officeDocument/2006/relationships" xmlns:m="http://schemas.openxmlformats.org/officeDocument/2006/math" xmlns:v="urn:schemas-microsoft-com:vml" xmlns:wp14="http://schemas.microsoft.com/office/word/2010/wordprocessingDrawing" xmlns:wp="http://schemas.openxmlformats.org/drawingml/2006/wordprocessingDrawing" xmlns:w10="urn:schemas-microsoft-com:office:word" xmlns:w="http://schemas.openxmlformats.org/wordprocessingml/2006/main" xmlns:w14="http://schemas.microsoft.com/office/word/2010/wordml" xmlns:w15="http://schemas.microsoft.com/office/word/2012/wordml" xmlns:w16cex="http://schemas.microsoft.com/office/word/2018/wordml/cex" xmlns:w16cid="http://schemas.microsoft.com/office/word/2016/wordml/cid" xmlns:w16="http://schemas.microsoft.com/office/word/2018/wordml" xmlns:w16du="http://schemas.microsoft.com/office/word/2023/wordml/word16du" xmlns:w16sdtdh="http://schemas.microsoft.com/office/word/2020/wordml/sdtdatahash" xmlns:w16sdtfl="http://schemas.microsoft.com/office/word/2024/wordml/sdtformatlock" xmlns:w16se="http://schemas.microsoft.com/office/word/2015/wordml/symex" xmlns:wpg="http://schemas.microsoft.com/office/word/2010/wordprocessingGroup" xmlns:wpi="http://schemas.microsoft.com/office/word/2010/wordprocessingInk" xmlns:wne="http://schemas.microsoft.com/office/word/2006/wordml" xmlns:wps="http://schemas.microsoft.com/office/word/2010/wordprocessingShape" mc:Ignorable="w14 w15 w16se w16cid w16 w16cex w16sdtdh w16sdtfl w16du wp14">
   <w:abstractNum w:abstractNumId="0" w15:restartNumberingAfterBreak="0">
     <w:nsid w:val="254203E0"/>
     <w:multiLevelType w:val="hybridMultilevel"/>
@@ -3295,7 +3526,7 @@
 </file>
 
 <file path=word/styles.xml><?xml version="1.0" encoding="utf-8"?>
-<w:styles xmlns:mc="http://schemas.openxmlformats.org/markup-compatibility/2006" xmlns:r="http://schemas.openxmlformats.org/officeDocument/2006/relationships" xmlns:w="http://schemas.openxmlformats.org/wordprocessingml/2006/main" xmlns:w14="http://schemas.microsoft.com/office/word/2010/wordml" xmlns:w15="http://schemas.microsoft.com/office/word/2012/wordml" xmlns:w16cex="http://schemas.microsoft.com/office/word/2018/wordml/cex" xmlns:w16cid="http://schemas.microsoft.com/office/word/2016/wordml/cid" xmlns:w16="http://schemas.microsoft.com/office/word/2018/wordml" xmlns:w16sdtdh="http://schemas.microsoft.com/office/word/2020/wordml/sdtdatahash" xmlns:w16se="http://schemas.microsoft.com/office/word/2015/wordml/symex" mc:Ignorable="w14 w15 w16se w16cid w16 w16cex w16sdtdh">
+<w:styles xmlns:mc="http://schemas.openxmlformats.org/markup-compatibility/2006" xmlns:r="http://schemas.openxmlformats.org/officeDocument/2006/relationships" xmlns:w="http://schemas.openxmlformats.org/wordprocessingml/2006/main" xmlns:w14="http://schemas.microsoft.com/office/word/2010/wordml" xmlns:w15="http://schemas.microsoft.com/office/word/2012/wordml" xmlns:w16cex="http://schemas.microsoft.com/office/word/2018/wordml/cex" xmlns:w16cid="http://schemas.microsoft.com/office/word/2016/wordml/cid" xmlns:w16="http://schemas.microsoft.com/office/word/2018/wordml" xmlns:w16du="http://schemas.microsoft.com/office/word/2023/wordml/word16du" xmlns:w16sdtdh="http://schemas.microsoft.com/office/word/2020/wordml/sdtdatahash" xmlns:w16sdtfl="http://schemas.microsoft.com/office/word/2024/wordml/sdtformatlock" xmlns:w16se="http://schemas.microsoft.com/office/word/2015/wordml/symex" mc:Ignorable="w14 w15 w16se w16cid w16 w16cex w16sdtdh w16sdtfl w16du">
   <w:docDefaults>
     <w:rPrDefault>
       <w:rPr>
